--- a/az/scientists/CV/Word/Rustamov_Kamran_CV_AZ.docx
+++ b/az/scientists/CV/Word/Rustamov_Kamran_CV_AZ.docx
@@ -377,7 +377,7 @@
           <w:sz w:val="21"/>
           <w:szCs w:val="21"/>
         </w:rPr>
-        <w:t>Kamran Rüstəmov Moskvada Siyasi Kommunikasiyaların Modelləşdirilməsi Mərkəzinin elmi rəhbəridir. CV-də o, texnika elmləri doktoru, professor və Azərbaycan Respublikasının əməkdar elm xadimi kimi təsvir olunur. 1977–1978-ci illərdə Böyük Britaniyada elmi təcrübə keçdiyi, assistentlikdən kafedra müdiriliyinədək yüksəldiyi və namizədlik və doktorluq dissertasiyaları müdafiə etdiyi yazılıb. 1991–1992-ci illərdə Azərbaycan Respublikası Prezidentinin dövlət müşaviri olub. 300-dən çox elmi əsər, monoqrafiya, dərs vəsaiti və məqalə qeyd olunur.</w:t>
+        <w:t>Kamran Rüstəmov Moskvada Siyasi Kommunikasiyaların Modelləşdirilməsi Mərkəzinin elmi rəhbəridir. o, texnika elmləri doktoru, professor və Azərbaycan Respublikasının əməkdar elm xadimi kimi təsvir olunur. 1977–1978-ci illərdə Böyük Britaniyada elmi təcrübə keçdiyi, assistentlikdən kafedra müdiriliyinədək yüksəldiyi və namizədlik və doktorluq dissertasiyaları müdafiə etdiyi yazılıb. 1991–1992-ci illərdə Azərbaycan Respublikası Prezidentinin dövlət müşaviri olub. 300-dən çox elmi əsər, monoqrafiya, dərs vəsaiti və məqalə qeyd olunur.</w:t>
       </w:r>
     </w:p>
     <w:p>
@@ -1484,7 +1484,7 @@
                 <w:sz w:val="21"/>
                 <w:szCs w:val="21"/>
               </w:rPr>
-              <w:t>CV</w:t>
+              <w:t>Özü tərəfindən</w:t>
             </w:r>
           </w:p>
         </w:tc>
